--- a/public_html/11/Обратная связь - 11.docx
+++ b/public_html/11/Обратная связь - 11.docx
@@ -21,65 +21,7 @@
         <w:spacing w:line="360" w:lineRule="auto"/>
       </w:pPr>
       <w:r>
-        <w:t xml:space="preserve">В таблице 1.1 для функции </w:t>
-      </w:r>
-      <w:proofErr w:type="spellStart"/>
-      <w:r>
-        <w:t>matrix</w:t>
-      </w:r>
-      <w:proofErr w:type="spellEnd"/>
-      <w:r>
-        <w:t xml:space="preserve"> большой текст. В нем хочется выделить ключевые слова.   И </w:t>
-      </w:r>
-      <w:r>
-        <w:rPr>
-          <w:b/>
-          <w:bCs/>
-          <w:color w:val="EE0000"/>
-        </w:rPr>
-        <w:t>проверьте описание аргументов</w:t>
-      </w:r>
-      <w:r>
-        <w:t>.</w:t>
-      </w:r>
-    </w:p>
-    <w:p>
-      <w:pPr>
-        <w:pStyle w:val="a7"/>
-        <w:numPr>
-          <w:ilvl w:val="0"/>
-          <w:numId w:val="1"/>
-        </w:numPr>
-        <w:spacing w:line="360" w:lineRule="auto"/>
-      </w:pPr>
-      <w:r>
-        <w:t xml:space="preserve">Хочется увидеть пару примеров того, как </w:t>
-      </w:r>
-      <w:proofErr w:type="spellStart"/>
-      <w:r>
-        <w:t>transform-origin</w:t>
-      </w:r>
-      <w:proofErr w:type="spellEnd"/>
-      <w:r>
-        <w:t xml:space="preserve"> влияет на трансформацию.</w:t>
-      </w:r>
-      <w:r>
-        <w:t xml:space="preserve"> Вы просто привели несколько вариантов задания</w:t>
-      </w:r>
-      <w:r>
-        <w:t>, а</w:t>
-      </w:r>
-      <w:r>
-        <w:t xml:space="preserve"> вот того, как это повлияет </w:t>
-      </w:r>
-      <w:r>
-        <w:t>на результат,</w:t>
-      </w:r>
-      <w:r>
-        <w:t xml:space="preserve"> не показали. </w:t>
-      </w:r>
-      <w:r>
-        <w:t xml:space="preserve"> Возможно где-то еще можно добавить простые наглядные примеры с описанием того, что происходит и этапами анимации.</w:t>
+        <w:t>На 17 слайде нет описания. Для наглядности можно добавить не только точку на блок, но и то, что получается, например, при повороте вокруг этой точки. Так будет нагляднее.</w:t>
       </w:r>
     </w:p>
     <w:p>
@@ -106,207 +48,10 @@
       </w:r>
     </w:p>
     <w:p>
-      <w:pPr>
-        <w:pStyle w:val="a7"/>
-        <w:numPr>
-          <w:ilvl w:val="0"/>
-          <w:numId w:val="2"/>
-        </w:numPr>
-        <w:spacing w:line="360" w:lineRule="auto"/>
-      </w:pPr>
-      <w:proofErr w:type="spellStart"/>
       <w:r>
-        <w:t>transform</w:t>
-      </w:r>
-      <w:proofErr w:type="spellEnd"/>
-      <w:r>
-        <w:t xml:space="preserve">: </w:t>
-      </w:r>
-      <w:proofErr w:type="spellStart"/>
-      <w:proofErr w:type="gramStart"/>
-      <w:r>
-        <w:t>translateY</w:t>
-      </w:r>
-      <w:proofErr w:type="spellEnd"/>
-      <w:r>
-        <w:t>(</w:t>
-      </w:r>
-      <w:proofErr w:type="gramEnd"/>
-      <w:r>
-        <w:t>0)</w:t>
-      </w:r>
-      <w:r>
-        <w:t xml:space="preserve">. Вы ведь это не прописываете в </w:t>
-      </w:r>
-      <w:proofErr w:type="spellStart"/>
-      <w:r>
-        <w:rPr>
-          <w:lang w:val="en-US"/>
-        </w:rPr>
-        <w:t>css</w:t>
-      </w:r>
-      <w:proofErr w:type="spellEnd"/>
-      <w:r>
-        <w:t xml:space="preserve">… </w:t>
+        <w:t>Тут замечаний нет</w:t>
       </w:r>
     </w:p>
-    <w:p>
-      <w:pPr>
-        <w:pStyle w:val="a7"/>
-        <w:numPr>
-          <w:ilvl w:val="0"/>
-          <w:numId w:val="2"/>
-        </w:numPr>
-        <w:spacing w:line="360" w:lineRule="auto"/>
-      </w:pPr>
-      <w:r>
-        <w:t xml:space="preserve">Имеет смысл указать более полный </w:t>
-      </w:r>
-      <w:proofErr w:type="spellStart"/>
-      <w:r>
-        <w:rPr>
-          <w:lang w:val="en-US"/>
-        </w:rPr>
-        <w:t>css</w:t>
-      </w:r>
-      <w:proofErr w:type="spellEnd"/>
-      <w:r>
-        <w:t xml:space="preserve"> </w:t>
-      </w:r>
-      <w:proofErr w:type="gramStart"/>
-      <w:r>
-        <w:t>с :</w:t>
-      </w:r>
-      <w:r>
-        <w:rPr>
-          <w:lang w:val="en-US"/>
-        </w:rPr>
-        <w:t>hover</w:t>
-      </w:r>
-      <w:proofErr w:type="gramEnd"/>
-      <w:r>
-        <w:t>.</w:t>
-      </w:r>
-    </w:p>
-    <w:p>
-      <w:pPr>
-        <w:pStyle w:val="a7"/>
-        <w:numPr>
-          <w:ilvl w:val="0"/>
-          <w:numId w:val="2"/>
-        </w:numPr>
-        <w:spacing w:line="360" w:lineRule="auto"/>
-      </w:pPr>
-      <w:r>
-        <w:t xml:space="preserve">Примеры можно дополнить. </w:t>
-      </w:r>
-      <w:r>
-        <w:t>Например,</w:t>
-      </w:r>
-      <w:r>
-        <w:t xml:space="preserve"> для наклона привести пример для </w:t>
-      </w:r>
-      <w:proofErr w:type="spellStart"/>
-      <w:r>
-        <w:t>skew</w:t>
-      </w:r>
-      <w:proofErr w:type="spellEnd"/>
-      <w:r>
-        <w:rPr>
-          <w:lang w:val="en-US"/>
-        </w:rPr>
-        <w:t>Y</w:t>
-      </w:r>
-      <w:r>
-        <w:t xml:space="preserve"> </w:t>
-      </w:r>
-      <w:r>
-        <w:t xml:space="preserve">и </w:t>
-      </w:r>
-      <w:proofErr w:type="spellStart"/>
-      <w:r>
-        <w:t>skew</w:t>
-      </w:r>
-      <w:proofErr w:type="spellEnd"/>
-      <w:r>
-        <w:t>.</w:t>
-      </w:r>
-    </w:p>
-    <w:p>
-      <w:pPr>
-        <w:pStyle w:val="a7"/>
-        <w:numPr>
-          <w:ilvl w:val="0"/>
-          <w:numId w:val="2"/>
-        </w:numPr>
-        <w:spacing w:line="360" w:lineRule="auto"/>
-      </w:pPr>
-      <w:r>
-        <w:rPr>
-          <w:lang w:val="en-US"/>
-        </w:rPr>
-        <w:t>animation-direction: reverse</w:t>
-      </w:r>
-      <w:r>
-        <w:rPr>
-          <w:lang w:val="en-US"/>
-        </w:rPr>
-        <w:t xml:space="preserve"> – </w:t>
-      </w:r>
-      <w:r>
-        <w:t>примеры</w:t>
-      </w:r>
-      <w:r>
-        <w:rPr>
-          <w:lang w:val="en-US"/>
-        </w:rPr>
-        <w:t xml:space="preserve"> </w:t>
-      </w:r>
-      <w:r>
-        <w:t>только</w:t>
-      </w:r>
-      <w:r>
-        <w:rPr>
-          <w:lang w:val="en-US"/>
-        </w:rPr>
-        <w:t xml:space="preserve"> </w:t>
-      </w:r>
-      <w:r>
-        <w:t>на</w:t>
-      </w:r>
-      <w:r>
-        <w:rPr>
-          <w:lang w:val="en-US"/>
-        </w:rPr>
-        <w:t xml:space="preserve"> </w:t>
-      </w:r>
-      <w:r>
-        <w:rPr>
-          <w:lang w:val="en-US"/>
-        </w:rPr>
-        <w:t>alternate</w:t>
-      </w:r>
-      <w:r>
-        <w:rPr>
-          <w:lang w:val="en-US"/>
-        </w:rPr>
-        <w:t>.</w:t>
-      </w:r>
-    </w:p>
-    <w:p>
-      <w:pPr>
-        <w:pStyle w:val="a7"/>
-        <w:numPr>
-          <w:ilvl w:val="0"/>
-          <w:numId w:val="2"/>
-        </w:numPr>
-        <w:spacing w:line="360" w:lineRule="auto"/>
-      </w:pPr>
-      <w:r>
-        <w:t>На паузу не приведено описание.</w:t>
-      </w:r>
-    </w:p>
-    <w:p/>
     <w:p/>
     <w:p>
       <w:pPr>
@@ -915,6 +660,7 @@
   <w:style w:type="paragraph" w:default="1" w:styleId="a">
     <w:name w:val="Normal"/>
     <w:qFormat/>
+    <w:rsid w:val="00DA1456"/>
   </w:style>
   <w:style w:type="paragraph" w:styleId="1">
     <w:name w:val="heading 1"/>
@@ -1118,6 +864,7 @@
   <w:style w:type="character" w:default="1" w:styleId="a0">
     <w:name w:val="Default Paragraph Font"/>
     <w:uiPriority w:val="1"/>
+    <w:semiHidden/>
     <w:unhideWhenUsed/>
   </w:style>
   <w:style w:type="table" w:default="1" w:styleId="a1">

--- a/public_html/11/Обратная связь - 11.docx
+++ b/public_html/11/Обратная связь - 11.docx
@@ -21,7 +21,50 @@
         <w:spacing w:line="360" w:lineRule="auto"/>
       </w:pPr>
       <w:r>
-        <w:t>На 17 слайде нет описания. Для наглядности можно добавить не только точку на блок, но и то, что получается, например, при повороте вокруг этой точки. Так будет нагляднее.</w:t>
+        <w:t xml:space="preserve">На </w:t>
+      </w:r>
+      <w:r>
+        <w:t>13</w:t>
+      </w:r>
+      <w:r>
+        <w:t xml:space="preserve"> слайде</w:t>
+      </w:r>
+      <w:r>
+        <w:t xml:space="preserve"> по два одинаковых квадрата. Разве не должен быть один оригинальный, другой с эффектом?  Или я не поняла задумку.</w:t>
+      </w:r>
+    </w:p>
+    <w:p>
+      <w:pPr>
+        <w:pStyle w:val="a7"/>
+        <w:numPr>
+          <w:ilvl w:val="0"/>
+          <w:numId w:val="1"/>
+        </w:numPr>
+        <w:spacing w:line="360" w:lineRule="auto"/>
+      </w:pPr>
+      <w:r>
+        <w:t>На 17 слайде приведите уже повернутые градусов на 30 квадраты.</w:t>
+      </w:r>
+    </w:p>
+    <w:p>
+      <w:pPr>
+        <w:pStyle w:val="a7"/>
+        <w:numPr>
+          <w:ilvl w:val="0"/>
+          <w:numId w:val="1"/>
+        </w:numPr>
+        <w:spacing w:line="360" w:lineRule="auto"/>
+      </w:pPr>
+      <w:r>
+        <w:t xml:space="preserve">44, 55, 60, </w:t>
+      </w:r>
+      <w:proofErr w:type="gramStart"/>
+      <w:r>
+        <w:t>61  и</w:t>
+      </w:r>
+      <w:proofErr w:type="gramEnd"/>
+      <w:r>
+        <w:t xml:space="preserve"> 615 слайды в таком формате не имеют смысла.</w:t>
       </w:r>
     </w:p>
     <w:p>

--- a/public_html/11/Обратная связь - 11.docx
+++ b/public_html/11/Обратная связь - 11.docx
@@ -24,13 +24,28 @@
         <w:t xml:space="preserve">На </w:t>
       </w:r>
       <w:r>
-        <w:t>13</w:t>
-      </w:r>
-      <w:r>
-        <w:t xml:space="preserve"> слайде</w:t>
-      </w:r>
-      <w:r>
-        <w:t xml:space="preserve"> по два одинаковых квадрата. Разве не должен быть один оригинальный, другой с эффектом?  Или я не поняла задумку.</w:t>
+        <w:t>18</w:t>
+      </w:r>
+      <w:r>
+        <w:t xml:space="preserve"> </w:t>
+      </w:r>
+      <w:r>
+        <w:t>слайде уже</w:t>
+      </w:r>
+      <w:r>
+        <w:t xml:space="preserve"> видна разница. </w:t>
+      </w:r>
+    </w:p>
+    <w:p>
+      <w:pPr>
+        <w:pStyle w:val="a7"/>
+        <w:spacing w:line="360" w:lineRule="auto"/>
+      </w:pPr>
+      <w:r>
+        <w:t>Вы выделили точку, как я поняла, это точка относительно которой происходит поворот. Но это не так. Если мы поворачиваем вокруг какой-то точки она остается на месте…</w:t>
+      </w:r>
+      <w:r>
+        <w:t xml:space="preserve"> У вас получается странная ситуация, вы всегда поворачиваете вокруг красной точки, которая находится в центре квадрата и получаете разные результаты. Что-то не стыкуется, или я не поняла смысл красной точки?</w:t>
       </w:r>
     </w:p>
     <w:p>
@@ -43,7 +58,13 @@
         <w:spacing w:line="360" w:lineRule="auto"/>
       </w:pPr>
       <w:r>
-        <w:t>На 17 слайде приведите уже повернутые градусов на 30 квадраты.</w:t>
+        <w:t>С</w:t>
+      </w:r>
+      <w:r>
+        <w:t xml:space="preserve">тоит все примеры из презентации привести на странице примеров… </w:t>
+      </w:r>
+      <w:r>
+        <w:t xml:space="preserve"> Они же у вас должны быть.</w:t>
       </w:r>
     </w:p>
     <w:p>
@@ -56,15 +77,26 @@
         <w:spacing w:line="360" w:lineRule="auto"/>
       </w:pPr>
       <w:r>
-        <w:t xml:space="preserve">44, 55, 60, </w:t>
-      </w:r>
-      <w:proofErr w:type="gramStart"/>
-      <w:r>
-        <w:t>61  и</w:t>
-      </w:r>
-      <w:proofErr w:type="gramEnd"/>
-      <w:r>
-        <w:t xml:space="preserve"> 615 слайды в таком формате не имеют смысла.</w:t>
+        <w:t>На 45 слайде результат, который описан на 44? К примеру, нужен код анимации. И заявлено «</w:t>
+      </w:r>
+      <w:r>
+        <w:t>Пять ключевых кадров</w:t>
+      </w:r>
+      <w:r>
+        <w:t>», но имеется 2 кадра… На них можно выделить соответствующее состояние внизу (сейчас почему-то в обоих случаях выделены 50%) и убрать кнопку с паузой.</w:t>
+      </w:r>
+    </w:p>
+    <w:p>
+      <w:pPr>
+        <w:pStyle w:val="a7"/>
+        <w:numPr>
+          <w:ilvl w:val="0"/>
+          <w:numId w:val="1"/>
+        </w:numPr>
+        <w:spacing w:line="360" w:lineRule="auto"/>
+      </w:pPr>
+      <w:r>
+        <w:t>56 и 64 слайды можно удалить. Я не придумала, как их сделать понятными…</w:t>
       </w:r>
     </w:p>
     <w:p>
@@ -907,7 +939,6 @@
   <w:style w:type="character" w:default="1" w:styleId="a0">
     <w:name w:val="Default Paragraph Font"/>
     <w:uiPriority w:val="1"/>
-    <w:semiHidden/>
     <w:unhideWhenUsed/>
   </w:style>
   <w:style w:type="table" w:default="1" w:styleId="a1">
